--- a/2026-04/R8コミュニティ活動推進交付金提出書類書式/【計画】③コミュニティ活動推進交付金請求書seikyuusyo.docx
+++ b/2026-04/R8コミュニティ活動推進交付金提出書類書式/【計画】③コミュニティ活動推進交付金請求書seikyuusyo.docx
@@ -1,6 +1,6 @@
 
 <file path=word/document.xml><?xml version="1.0" encoding="utf-8"?>
-<w:document xmlns:wpc="http://schemas.microsoft.com/office/word/2010/wordprocessingCanvas" xmlns:cx="http://schemas.microsoft.com/office/drawing/2014/chartex" xmlns:cx1="http://schemas.microsoft.com/office/drawing/2015/9/8/chartex" xmlns:cx2="http://schemas.microsoft.com/office/drawing/2015/10/21/chartex" xmlns:cx3="http://schemas.microsoft.com/office/drawing/2016/5/9/chartex" xmlns:cx4="http://schemas.microsoft.com/office/drawing/2016/5/10/chartex" xmlns:cx5="http://schemas.microsoft.com/office/drawing/2016/5/11/chartex" xmlns:cx6="http://schemas.microsoft.com/office/drawing/2016/5/12/chartex" xmlns:cx7="http://schemas.microsoft.com/office/drawing/2016/5/13/chartex" xmlns:cx8="http://schemas.microsoft.com/office/drawing/2016/5/14/chartex" xmlns:mc="http://schemas.openxmlformats.org/markup-compatibility/2006" xmlns:aink="http://schemas.microsoft.com/office/drawing/2016/ink" xmlns:am3d="http://schemas.microsoft.com/office/drawing/2017/model3d" xmlns:o="urn:schemas-microsoft-com:office:office" xmlns:r="http://schemas.openxmlformats.org/officeDocument/2006/relationships" xmlns:m="http://schemas.openxmlformats.org/officeDocument/2006/math" xmlns:v="urn:schemas-microsoft-com:vml" xmlns:wp14="http://schemas.microsoft.com/office/word/2010/wordprocessingDrawing" xmlns:wp="http://schemas.openxmlformats.org/drawingml/2006/wordprocessingDrawing" xmlns:w10="urn:schemas-microsoft-com:office:word" xmlns:w="http://schemas.openxmlformats.org/wordprocessingml/2006/main" xmlns:w14="http://schemas.microsoft.com/office/word/2010/wordml" xmlns:w15="http://schemas.microsoft.com/office/word/2012/wordml" xmlns:w16cid="http://schemas.microsoft.com/office/word/2016/wordml/cid" xmlns:w16se="http://schemas.microsoft.com/office/word/2015/wordml/symex" xmlns:wpg="http://schemas.microsoft.com/office/word/2010/wordprocessingGroup" xmlns:wpi="http://schemas.microsoft.com/office/word/2010/wordprocessingInk" xmlns:wne="http://schemas.microsoft.com/office/word/2006/wordml" xmlns:wps="http://schemas.microsoft.com/office/word/2010/wordprocessingShape" mc:Ignorable="w14 w15 w16se w16cid wp14">
+<w:document xmlns:wpc="http://schemas.microsoft.com/office/word/2010/wordprocessingCanvas" xmlns:cx="http://schemas.microsoft.com/office/drawing/2014/chartex" xmlns:cx1="http://schemas.microsoft.com/office/drawing/2015/9/8/chartex" xmlns:cx2="http://schemas.microsoft.com/office/drawing/2015/10/21/chartex" xmlns:cx3="http://schemas.microsoft.com/office/drawing/2016/5/9/chartex" xmlns:cx4="http://schemas.microsoft.com/office/drawing/2016/5/10/chartex" xmlns:cx5="http://schemas.microsoft.com/office/drawing/2016/5/11/chartex" xmlns:cx6="http://schemas.microsoft.com/office/drawing/2016/5/12/chartex" xmlns:cx7="http://schemas.microsoft.com/office/drawing/2016/5/13/chartex" xmlns:cx8="http://schemas.microsoft.com/office/drawing/2016/5/14/chartex" xmlns:mc="http://schemas.openxmlformats.org/markup-compatibility/2006" xmlns:aink="http://schemas.microsoft.com/office/drawing/2016/ink" xmlns:am3d="http://schemas.microsoft.com/office/drawing/2017/model3d" xmlns:o="urn:schemas-microsoft-com:office:office" xmlns:oel="http://schemas.microsoft.com/office/2019/extlst" xmlns:r="http://schemas.openxmlformats.org/officeDocument/2006/relationships" xmlns:m="http://schemas.openxmlformats.org/officeDocument/2006/math" xmlns:v="urn:schemas-microsoft-com:vml" xmlns:wp14="http://schemas.microsoft.com/office/word/2010/wordprocessingDrawing" xmlns:wp="http://schemas.openxmlformats.org/drawingml/2006/wordprocessingDrawing" xmlns:w10="urn:schemas-microsoft-com:office:word" xmlns:w="http://schemas.openxmlformats.org/wordprocessingml/2006/main" xmlns:w14="http://schemas.microsoft.com/office/word/2010/wordml" xmlns:w15="http://schemas.microsoft.com/office/word/2012/wordml" xmlns:w16cex="http://schemas.microsoft.com/office/word/2018/wordml/cex" xmlns:w16cid="http://schemas.microsoft.com/office/word/2016/wordml/cid" xmlns:w16="http://schemas.microsoft.com/office/word/2018/wordml" xmlns:w16du="http://schemas.microsoft.com/office/word/2023/wordml/word16du" xmlns:w16sdtdh="http://schemas.microsoft.com/office/word/2020/wordml/sdtdatahash" xmlns:w16sdtfl="http://schemas.microsoft.com/office/word/2024/wordml/sdtformatlock" xmlns:w16se="http://schemas.microsoft.com/office/word/2015/wordml/symex" xmlns:wpg="http://schemas.microsoft.com/office/word/2010/wordprocessingGroup" xmlns:wpi="http://schemas.microsoft.com/office/word/2010/wordprocessingInk" xmlns:wne="http://schemas.microsoft.com/office/word/2006/wordml" xmlns:wps="http://schemas.microsoft.com/office/word/2010/wordprocessingShape" mc:Ignorable="w14 w15 w16se w16cid w16 w16cex w16sdtdh w16sdtfl w16du wp14">
   <w:body>
     <w:p>
       <w:pPr>
@@ -55,7 +55,7 @@
     <w:p>
       <w:pPr>
         <w:rPr>
-          <w:rFonts w:ascii="ＭＳ 明朝" w:eastAsia="PMingLiU" w:hint="eastAsia"/>
+          <w:rFonts w:ascii="ＭＳ 明朝" w:eastAsia="PMingLiU"/>
           <w:lang w:eastAsia="zh-TW"/>
         </w:rPr>
       </w:pPr>
@@ -87,7 +87,25 @@
           <w:sz w:val="36"/>
           <w:u w:val="single"/>
         </w:rPr>
-        <w:t xml:space="preserve">　　              　</w:t>
+        <w:t xml:space="preserve">　　</w:t>
+      </w:r>
+      <w:r>
+        <w:rPr>
+          <w:rFonts w:ascii="ＭＳ 明朝" w:hint="eastAsia"/>
+          <w:b/>
+          <w:sz w:val="36"/>
+          <w:u w:val="single"/>
+        </w:rPr>
+        <w:t>３３１，０００</w:t>
+      </w:r>
+      <w:r>
+        <w:rPr>
+          <w:rFonts w:ascii="ＭＳ 明朝" w:hint="eastAsia"/>
+          <w:b/>
+          <w:sz w:val="36"/>
+          <w:u w:val="single"/>
+        </w:rPr>
+        <w:t xml:space="preserve">　</w:t>
       </w:r>
       <w:r>
         <w:rPr>
@@ -134,7 +152,7 @@
         <w:rPr>
           <w:rFonts w:ascii="ＭＳ 明朝" w:hint="eastAsia"/>
         </w:rPr>
-        <w:t xml:space="preserve">　</w:t>
+        <w:t>８</w:t>
       </w:r>
       <w:r>
         <w:rPr>
@@ -146,7 +164,7 @@
         <w:rPr>
           <w:rFonts w:ascii="ＭＳ 明朝" w:hint="eastAsia"/>
         </w:rPr>
-        <w:t xml:space="preserve">　　　</w:t>
+        <w:t>2026</w:t>
       </w:r>
       <w:r>
         <w:rPr>
@@ -169,7 +187,7 @@
         <w:snapToGrid w:val="0"/>
         <w:spacing w:line="360" w:lineRule="auto"/>
         <w:rPr>
-          <w:rFonts w:ascii="ＭＳ 明朝" w:hint="eastAsia"/>
+          <w:rFonts w:ascii="ＭＳ 明朝"/>
         </w:rPr>
       </w:pPr>
     </w:p>
@@ -239,7 +257,23 @@
           <w:rFonts w:ascii="ＭＳ 明朝" w:hint="eastAsia"/>
           <w:u w:val="single"/>
         </w:rPr>
-        <w:t xml:space="preserve">　　　　　　　　　　</w:t>
+        <w:t xml:space="preserve">　　</w:t>
+      </w:r>
+      <w:r>
+        <w:rPr>
+          <w:rFonts w:ascii="ＭＳ 明朝" w:hint="eastAsia"/>
+          <w:b/>
+          <w:bCs/>
+          <w:u w:val="single"/>
+        </w:rPr>
+        <w:t>駒寄町内会</w:t>
+      </w:r>
+      <w:r>
+        <w:rPr>
+          <w:rFonts w:ascii="ＭＳ 明朝" w:hint="eastAsia"/>
+          <w:u w:val="single"/>
+        </w:rPr>
+        <w:t xml:space="preserve">　　　</w:t>
       </w:r>
       <w:r>
         <w:rPr>
@@ -283,15 +317,25 @@
           <w:u w:val="single"/>
           <w:lang w:eastAsia="zh-TW"/>
         </w:rPr>
-        <w:t xml:space="preserve">代表者住所　横須賀市　　　　　　　　</w:t>
-      </w:r>
-      <w:r>
-        <w:rPr>
-          <w:rFonts w:ascii="ＭＳ 明朝"/>
-          <w:u w:val="single"/>
-          <w:lang w:eastAsia="zh-TW"/>
-        </w:rPr>
-        <w:t xml:space="preserve">        </w:t>
+        <w:t xml:space="preserve">代表者住所　横須賀市　</w:t>
+      </w:r>
+      <w:r>
+        <w:rPr>
+          <w:rFonts w:ascii="ＭＳ 明朝" w:hint="eastAsia"/>
+          <w:b/>
+          <w:bCs/>
+          <w:u w:val="single"/>
+          <w:lang w:eastAsia="zh-TW"/>
+        </w:rPr>
+        <w:t>船越町６－１７－６６</w:t>
+      </w:r>
+      <w:r>
+        <w:rPr>
+          <w:rFonts w:ascii="ＭＳ 明朝"/>
+          <w:u w:val="single"/>
+          <w:lang w:eastAsia="zh-TW"/>
+        </w:rPr>
+        <w:t xml:space="preserve">  </w:t>
       </w:r>
     </w:p>
     <w:p>
@@ -338,11 +382,22 @@
       </w:r>
       <w:r>
         <w:rPr>
-          <w:rFonts w:ascii="ＭＳ 明朝"/>
-          <w:u w:val="single"/>
-          <w:lang w:eastAsia="zh-TW"/>
-        </w:rPr>
-        <w:t xml:space="preserve">              </w:t>
+          <w:rFonts w:ascii="ＭＳ 明朝" w:hint="eastAsia"/>
+          <w:b/>
+          <w:bCs/>
+          <w:u w:val="single"/>
+          <w:lang w:eastAsia="zh-TW"/>
+        </w:rPr>
+        <w:t>爲廣　哲朗</w:t>
+      </w:r>
+      <w:r>
+        <w:rPr>
+          <w:rFonts w:ascii="ＭＳ 明朝" w:hint="eastAsia"/>
+          <w:b/>
+          <w:bCs/>
+          <w:u w:val="single"/>
+        </w:rPr>
+        <w:t xml:space="preserve">　　</w:t>
       </w:r>
       <w:r>
         <w:rPr>
@@ -403,7 +458,25 @@
           <w:szCs w:val="18"/>
           <w:u w:val="single"/>
         </w:rPr>
-        <w:t xml:space="preserve">                                  </w:t>
+        <w:t xml:space="preserve">            </w:t>
+      </w:r>
+      <w:r>
+        <w:rPr>
+          <w:rFonts w:ascii="ＭＳ 明朝" w:hint="eastAsia"/>
+          <w:b/>
+          <w:bCs/>
+          <w:szCs w:val="18"/>
+          <w:u w:val="single"/>
+        </w:rPr>
+        <w:t>８６１－１６５７</w:t>
+      </w:r>
+      <w:r>
+        <w:rPr>
+          <w:rFonts w:ascii="ＭＳ 明朝"/>
+          <w:szCs w:val="18"/>
+          <w:u w:val="single"/>
+        </w:rPr>
+        <w:t xml:space="preserve">      </w:t>
       </w:r>
     </w:p>
     <w:p>
@@ -420,7 +493,7 @@
       <w:pPr>
         <w:spacing w:line="240" w:lineRule="atLeast"/>
         <w:rPr>
-          <w:rFonts w:ascii="ＭＳ 明朝" w:hint="eastAsia"/>
+          <w:rFonts w:ascii="ＭＳ 明朝"/>
           <w:sz w:val="18"/>
           <w:szCs w:val="18"/>
         </w:rPr>
@@ -521,6 +594,98 @@
           <w:szCs w:val="18"/>
         </w:rPr>
       </w:pPr>
+      <w:r>
+        <w:rPr>
+          <w:rFonts w:ascii="ＭＳ 明朝" w:hint="eastAsia"/>
+          <w:noProof/>
+        </w:rPr>
+        <mc:AlternateContent>
+          <mc:Choice Requires="wps">
+            <w:drawing>
+              <wp:anchor distT="0" distB="0" distL="114300" distR="114300" simplePos="0" relativeHeight="251659264" behindDoc="0" locked="0" layoutInCell="1" allowOverlap="1" wp14:anchorId="0100C923" wp14:editId="4A65ADF2">
+                <wp:simplePos x="0" y="0"/>
+                <wp:positionH relativeFrom="column">
+                  <wp:posOffset>268605</wp:posOffset>
+                </wp:positionH>
+                <wp:positionV relativeFrom="paragraph">
+                  <wp:posOffset>166370</wp:posOffset>
+                </wp:positionV>
+                <wp:extent cx="342900" cy="259080"/>
+                <wp:effectExtent l="0" t="0" r="0" b="7620"/>
+                <wp:wrapNone/>
+                <wp:docPr id="1703284717" name="テキスト ボックス 1"/>
+                <wp:cNvGraphicFramePr/>
+                <a:graphic xmlns:a="http://schemas.openxmlformats.org/drawingml/2006/main">
+                  <a:graphicData uri="http://schemas.microsoft.com/office/word/2010/wordprocessingShape">
+                    <wps:wsp>
+                      <wps:cNvSpPr txBox="1"/>
+                      <wps:spPr>
+                        <a:xfrm>
+                          <a:off x="0" y="0"/>
+                          <a:ext cx="342900" cy="259080"/>
+                        </a:xfrm>
+                        <a:prstGeom prst="rect">
+                          <a:avLst/>
+                        </a:prstGeom>
+                        <a:noFill/>
+                        <a:ln w="6350">
+                          <a:noFill/>
+                        </a:ln>
+                      </wps:spPr>
+                      <wps:txbx>
+                        <w:txbxContent>
+                          <w:p>
+                            <w:r>
+                              <w:rPr>
+                                <w:rFonts w:hint="eastAsia"/>
+                              </w:rPr>
+                              <w:t>✓</w:t>
+                            </w:r>
+                          </w:p>
+                        </w:txbxContent>
+                      </wps:txbx>
+                      <wps:bodyPr rot="0" spcFirstLastPara="0" vertOverflow="overflow" horzOverflow="overflow" vert="horz" wrap="square" lIns="91440" tIns="45720" rIns="91440" bIns="45720" numCol="1" spcCol="0" rtlCol="0" fromWordArt="0" anchor="t" anchorCtr="0" forceAA="0" compatLnSpc="1">
+                        <a:prstTxWarp prst="textNoShape">
+                          <a:avLst/>
+                        </a:prstTxWarp>
+                        <a:noAutofit/>
+                      </wps:bodyPr>
+                    </wps:wsp>
+                  </a:graphicData>
+                </a:graphic>
+                <wp14:sizeRelH relativeFrom="margin">
+                  <wp14:pctWidth>0</wp14:pctWidth>
+                </wp14:sizeRelH>
+                <wp14:sizeRelV relativeFrom="margin">
+                  <wp14:pctHeight>0</wp14:pctHeight>
+                </wp14:sizeRelV>
+              </wp:anchor>
+            </w:drawing>
+          </mc:Choice>
+          <mc:Fallback>
+            <w:pict>
+              <v:shapetype w14:anchorId="0100C923" id="_x0000_t202" coordsize="21600,21600" o:spt="202" path="m,l,21600r21600,l21600,xe">
+                <v:stroke joinstyle="miter"/>
+                <v:path gradientshapeok="t" o:connecttype="rect"/>
+              </v:shapetype>
+              <v:shape id="テキスト ボックス 1" o:spid="_x0000_s1026" type="#_x0000_t202" style="position:absolute;left:0;text-align:left;margin-left:21.15pt;margin-top:13.1pt;width:27pt;height:20.4pt;z-index:251659264;visibility:visible;mso-wrap-style:square;mso-width-percent:0;mso-height-percent:0;mso-wrap-distance-left:9pt;mso-wrap-distance-top:0;mso-wrap-distance-right:9pt;mso-wrap-distance-bottom:0;mso-position-horizontal:absolute;mso-position-horizontal-relative:text;mso-position-vertical:absolute;mso-position-vertical-relative:text;mso-width-percent:0;mso-height-percent:0;mso-width-relative:margin;mso-height-relative:margin;v-text-anchor:top" o:gfxdata="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" filled="f" stroked="f" strokeweight=".5pt">
+                <v:textbox>
+                  <w:txbxContent>
+                    <w:p>
+                      <w:r>
+                        <w:rPr>
+                          <w:rFonts w:hint="eastAsia"/>
+                        </w:rPr>
+                        <w:t>✓</w:t>
+                      </w:r>
+                    </w:p>
+                  </w:txbxContent>
+                </v:textbox>
+              </v:shape>
+            </w:pict>
+          </mc:Fallback>
+        </mc:AlternateContent>
+      </w:r>
     </w:p>
     <w:p>
       <w:pPr>
@@ -544,7 +709,23 @@
           <w:sz w:val="22"/>
           <w:szCs w:val="18"/>
         </w:rPr>
-        <w:t>① □ 本件の担当者は上記代表者と同一です。</w:t>
+        <w:t xml:space="preserve">① </w:t>
+      </w:r>
+      <w:r>
+        <w:rPr>
+          <w:rFonts w:ascii="ＭＳ 明朝" w:hAnsi="ＭＳ 明朝" w:cs="ＭＳ 明朝" w:hint="eastAsia"/>
+          <w:sz w:val="22"/>
+          <w:szCs w:val="18"/>
+        </w:rPr>
+        <w:t>□</w:t>
+      </w:r>
+      <w:r>
+        <w:rPr>
+          <w:rFonts w:ascii="ＭＳ 明朝" w:hAnsi="ＭＳ 明朝" w:cs="ＭＳ 明朝" w:hint="eastAsia"/>
+          <w:sz w:val="22"/>
+          <w:szCs w:val="18"/>
+        </w:rPr>
+        <w:t xml:space="preserve"> 本件の担当者は上記代表者と同一です。</w:t>
       </w:r>
     </w:p>
     <w:p>
@@ -666,7 +847,7 @@
         </w:pBdr>
         <w:spacing w:line="240" w:lineRule="atLeast"/>
         <w:rPr>
-          <w:rFonts w:ascii="ＭＳ 明朝" w:hint="eastAsia"/>
+          <w:rFonts w:ascii="ＭＳ 明朝"/>
           <w:sz w:val="4"/>
           <w:szCs w:val="18"/>
           <w:u w:val="single"/>
@@ -736,28 +917,26 @@
     <w:p>
       <w:pPr>
         <w:jc w:val="center"/>
+        <w:rPr>
+          <w:rFonts w:ascii="HG明朝B" w:eastAsia="HG明朝B"/>
+          <w:sz w:val="28"/>
+          <w:szCs w:val="28"/>
+        </w:rPr>
+      </w:pPr>
+      <w:r>
+        <w:rPr>
+          <w:rFonts w:ascii="ＭＳ 明朝" w:hint="eastAsia"/>
+        </w:rPr>
+        <w:t>＊</w:t>
+      </w:r>
+      <w:r>
         <w:rPr>
           <w:rFonts w:ascii="HG明朝B" w:eastAsia="HG明朝B" w:hint="eastAsia"/>
           <w:sz w:val="28"/>
           <w:szCs w:val="28"/>
         </w:rPr>
-      </w:pPr>
-      <w:r>
-        <w:rPr>
-          <w:rFonts w:ascii="ＭＳ 明朝" w:hint="eastAsia"/>
-        </w:rPr>
-        <w:t>＊</w:t>
-      </w:r>
-      <w:r>
-        <w:rPr>
-          <w:rFonts w:ascii="HG明朝B" w:eastAsia="HG明朝B" w:hint="eastAsia"/>
-          <w:sz w:val="28"/>
-          <w:szCs w:val="28"/>
-        </w:rPr>
         <w:t>消せるペンは使わないでください。</w:t>
       </w:r>
-      <w:bookmarkStart w:id="0" w:name="_GoBack"/>
-      <w:bookmarkEnd w:id="0"/>
     </w:p>
     <w:sectPr>
       <w:pgSz w:w="11906" w:h="16838"/>
@@ -770,7 +949,7 @@
 </file>
 
 <file path=word/endnotes.xml><?xml version="1.0" encoding="utf-8"?>
-<w:endnotes xmlns:wpc="http://schemas.microsoft.com/office/word/2010/wordprocessingCanvas" xmlns:cx="http://schemas.microsoft.com/office/drawing/2014/chartex" xmlns:cx1="http://schemas.microsoft.com/office/drawing/2015/9/8/chartex" xmlns:cx2="http://schemas.microsoft.com/office/drawing/2015/10/21/chartex" xmlns:cx3="http://schemas.microsoft.com/office/drawing/2016/5/9/chartex" xmlns:cx4="http://schemas.microsoft.com/office/drawing/2016/5/10/chartex" xmlns:cx5="http://schemas.microsoft.com/office/drawing/2016/5/11/chartex" xmlns:cx6="http://schemas.microsoft.com/office/drawing/2016/5/12/chartex" xmlns:cx7="http://schemas.microsoft.com/office/drawing/2016/5/13/chartex" xmlns:cx8="http://schemas.microsoft.com/office/drawing/2016/5/14/chartex" xmlns:mc="http://schemas.openxmlformats.org/markup-compatibility/2006" xmlns:aink="http://schemas.microsoft.com/office/drawing/2016/ink" xmlns:am3d="http://schemas.microsoft.com/office/drawing/2017/model3d" xmlns:o="urn:schemas-microsoft-com:office:office" xmlns:r="http://schemas.openxmlformats.org/officeDocument/2006/relationships" xmlns:m="http://schemas.openxmlformats.org/officeDocument/2006/math" xmlns:v="urn:schemas-microsoft-com:vml" xmlns:wp14="http://schemas.microsoft.com/office/word/2010/wordprocessingDrawing" xmlns:wp="http://schemas.openxmlformats.org/drawingml/2006/wordprocessingDrawing" xmlns:w10="urn:schemas-microsoft-com:office:word" xmlns:w="http://schemas.openxmlformats.org/wordprocessingml/2006/main" xmlns:w14="http://schemas.microsoft.com/office/word/2010/wordml" xmlns:w15="http://schemas.microsoft.com/office/word/2012/wordml" xmlns:w16cid="http://schemas.microsoft.com/office/word/2016/wordml/cid" xmlns:w16se="http://schemas.microsoft.com/office/word/2015/wordml/symex" xmlns:wpg="http://schemas.microsoft.com/office/word/2010/wordprocessingGroup" xmlns:wpi="http://schemas.microsoft.com/office/word/2010/wordprocessingInk" xmlns:wne="http://schemas.microsoft.com/office/word/2006/wordml" xmlns:wps="http://schemas.microsoft.com/office/word/2010/wordprocessingShape" mc:Ignorable="w14 w15 w16se w16cid wp14">
+<w:endnotes xmlns:wpc="http://schemas.microsoft.com/office/word/2010/wordprocessingCanvas" xmlns:cx="http://schemas.microsoft.com/office/drawing/2014/chartex" xmlns:cx1="http://schemas.microsoft.com/office/drawing/2015/9/8/chartex" xmlns:cx2="http://schemas.microsoft.com/office/drawing/2015/10/21/chartex" xmlns:cx3="http://schemas.microsoft.com/office/drawing/2016/5/9/chartex" xmlns:cx4="http://schemas.microsoft.com/office/drawing/2016/5/10/chartex" xmlns:cx5="http://schemas.microsoft.com/office/drawing/2016/5/11/chartex" xmlns:cx6="http://schemas.microsoft.com/office/drawing/2016/5/12/chartex" xmlns:cx7="http://schemas.microsoft.com/office/drawing/2016/5/13/chartex" xmlns:cx8="http://schemas.microsoft.com/office/drawing/2016/5/14/chartex" xmlns:mc="http://schemas.openxmlformats.org/markup-compatibility/2006" xmlns:aink="http://schemas.microsoft.com/office/drawing/2016/ink" xmlns:am3d="http://schemas.microsoft.com/office/drawing/2017/model3d" xmlns:o="urn:schemas-microsoft-com:office:office" xmlns:oel="http://schemas.microsoft.com/office/2019/extlst" xmlns:r="http://schemas.openxmlformats.org/officeDocument/2006/relationships" xmlns:m="http://schemas.openxmlformats.org/officeDocument/2006/math" xmlns:v="urn:schemas-microsoft-com:vml" xmlns:wp14="http://schemas.microsoft.com/office/word/2010/wordprocessingDrawing" xmlns:wp="http://schemas.openxmlformats.org/drawingml/2006/wordprocessingDrawing" xmlns:w10="urn:schemas-microsoft-com:office:word" xmlns:w="http://schemas.openxmlformats.org/wordprocessingml/2006/main" xmlns:w14="http://schemas.microsoft.com/office/word/2010/wordml" xmlns:w15="http://schemas.microsoft.com/office/word/2012/wordml" xmlns:w16cex="http://schemas.microsoft.com/office/word/2018/wordml/cex" xmlns:w16cid="http://schemas.microsoft.com/office/word/2016/wordml/cid" xmlns:w16="http://schemas.microsoft.com/office/word/2018/wordml" xmlns:w16du="http://schemas.microsoft.com/office/word/2023/wordml/word16du" xmlns:w16sdtdh="http://schemas.microsoft.com/office/word/2020/wordml/sdtdatahash" xmlns:w16sdtfl="http://schemas.microsoft.com/office/word/2024/wordml/sdtformatlock" xmlns:w16se="http://schemas.microsoft.com/office/word/2015/wordml/symex" xmlns:wpg="http://schemas.microsoft.com/office/word/2010/wordprocessingGroup" xmlns:wpi="http://schemas.microsoft.com/office/word/2010/wordprocessingInk" xmlns:wne="http://schemas.microsoft.com/office/word/2006/wordml" xmlns:wps="http://schemas.microsoft.com/office/word/2010/wordprocessingShape" mc:Ignorable="w14 w15 w16se w16cid w16 w16cex w16sdtdh w16sdtfl w16du wp14">
   <w:endnote w:type="separator" w:id="-1">
     <w:p>
       <w:r>
@@ -789,7 +968,7 @@
 </file>
 
 <file path=word/footnotes.xml><?xml version="1.0" encoding="utf-8"?>
-<w:footnotes xmlns:wpc="http://schemas.microsoft.com/office/word/2010/wordprocessingCanvas" xmlns:cx="http://schemas.microsoft.com/office/drawing/2014/chartex" xmlns:cx1="http://schemas.microsoft.com/office/drawing/2015/9/8/chartex" xmlns:cx2="http://schemas.microsoft.com/office/drawing/2015/10/21/chartex" xmlns:cx3="http://schemas.microsoft.com/office/drawing/2016/5/9/chartex" xmlns:cx4="http://schemas.microsoft.com/office/drawing/2016/5/10/chartex" xmlns:cx5="http://schemas.microsoft.com/office/drawing/2016/5/11/chartex" xmlns:cx6="http://schemas.microsoft.com/office/drawing/2016/5/12/chartex" xmlns:cx7="http://schemas.microsoft.com/office/drawing/2016/5/13/chartex" xmlns:cx8="http://schemas.microsoft.com/office/drawing/2016/5/14/chartex" xmlns:mc="http://schemas.openxmlformats.org/markup-compatibility/2006" xmlns:aink="http://schemas.microsoft.com/office/drawing/2016/ink" xmlns:am3d="http://schemas.microsoft.com/office/drawing/2017/model3d" xmlns:o="urn:schemas-microsoft-com:office:office" xmlns:r="http://schemas.openxmlformats.org/officeDocument/2006/relationships" xmlns:m="http://schemas.openxmlformats.org/officeDocument/2006/math" xmlns:v="urn:schemas-microsoft-com:vml" xmlns:wp14="http://schemas.microsoft.com/office/word/2010/wordprocessingDrawing" xmlns:wp="http://schemas.openxmlformats.org/drawingml/2006/wordprocessingDrawing" xmlns:w10="urn:schemas-microsoft-com:office:word" xmlns:w="http://schemas.openxmlformats.org/wordprocessingml/2006/main" xmlns:w14="http://schemas.microsoft.com/office/word/2010/wordml" xmlns:w15="http://schemas.microsoft.com/office/word/2012/wordml" xmlns:w16cid="http://schemas.microsoft.com/office/word/2016/wordml/cid" xmlns:w16se="http://schemas.microsoft.com/office/word/2015/wordml/symex" xmlns:wpg="http://schemas.microsoft.com/office/word/2010/wordprocessingGroup" xmlns:wpi="http://schemas.microsoft.com/office/word/2010/wordprocessingInk" xmlns:wne="http://schemas.microsoft.com/office/word/2006/wordml" xmlns:wps="http://schemas.microsoft.com/office/word/2010/wordprocessingShape" mc:Ignorable="w14 w15 w16se w16cid wp14">
+<w:footnotes xmlns:wpc="http://schemas.microsoft.com/office/word/2010/wordprocessingCanvas" xmlns:cx="http://schemas.microsoft.com/office/drawing/2014/chartex" xmlns:cx1="http://schemas.microsoft.com/office/drawing/2015/9/8/chartex" xmlns:cx2="http://schemas.microsoft.com/office/drawing/2015/10/21/chartex" xmlns:cx3="http://schemas.microsoft.com/office/drawing/2016/5/9/chartex" xmlns:cx4="http://schemas.microsoft.com/office/drawing/2016/5/10/chartex" xmlns:cx5="http://schemas.microsoft.com/office/drawing/2016/5/11/chartex" xmlns:cx6="http://schemas.microsoft.com/office/drawing/2016/5/12/chartex" xmlns:cx7="http://schemas.microsoft.com/office/drawing/2016/5/13/chartex" xmlns:cx8="http://schemas.microsoft.com/office/drawing/2016/5/14/chartex" xmlns:mc="http://schemas.openxmlformats.org/markup-compatibility/2006" xmlns:aink="http://schemas.microsoft.com/office/drawing/2016/ink" xmlns:am3d="http://schemas.microsoft.com/office/drawing/2017/model3d" xmlns:o="urn:schemas-microsoft-com:office:office" xmlns:oel="http://schemas.microsoft.com/office/2019/extlst" xmlns:r="http://schemas.openxmlformats.org/officeDocument/2006/relationships" xmlns:m="http://schemas.openxmlformats.org/officeDocument/2006/math" xmlns:v="urn:schemas-microsoft-com:vml" xmlns:wp14="http://schemas.microsoft.com/office/word/2010/wordprocessingDrawing" xmlns:wp="http://schemas.openxmlformats.org/drawingml/2006/wordprocessingDrawing" xmlns:w10="urn:schemas-microsoft-com:office:word" xmlns:w="http://schemas.openxmlformats.org/wordprocessingml/2006/main" xmlns:w14="http://schemas.microsoft.com/office/word/2010/wordml" xmlns:w15="http://schemas.microsoft.com/office/word/2012/wordml" xmlns:w16cex="http://schemas.microsoft.com/office/word/2018/wordml/cex" xmlns:w16cid="http://schemas.microsoft.com/office/word/2016/wordml/cid" xmlns:w16="http://schemas.microsoft.com/office/word/2018/wordml" xmlns:w16du="http://schemas.microsoft.com/office/word/2023/wordml/word16du" xmlns:w16sdtdh="http://schemas.microsoft.com/office/word/2020/wordml/sdtdatahash" xmlns:w16sdtfl="http://schemas.microsoft.com/office/word/2024/wordml/sdtformatlock" xmlns:w16se="http://schemas.microsoft.com/office/word/2015/wordml/symex" xmlns:wpg="http://schemas.microsoft.com/office/word/2010/wordprocessingGroup" xmlns:wpi="http://schemas.microsoft.com/office/word/2010/wordprocessingInk" xmlns:wne="http://schemas.microsoft.com/office/word/2006/wordml" xmlns:wps="http://schemas.microsoft.com/office/word/2010/wordprocessingShape" mc:Ignorable="w14 w15 w16se w16cid w16 w16cex w16sdtdh w16sdtfl w16du wp14">
   <w:footnote w:type="separator" w:id="-1">
     <w:p>
       <w:r>
@@ -808,7 +987,7 @@
 </file>
 
 <file path=word/styles.xml><?xml version="1.0" encoding="utf-8"?>
-<w:styles xmlns:mc="http://schemas.openxmlformats.org/markup-compatibility/2006" xmlns:r="http://schemas.openxmlformats.org/officeDocument/2006/relationships" xmlns:w="http://schemas.openxmlformats.org/wordprocessingml/2006/main" xmlns:w14="http://schemas.microsoft.com/office/word/2010/wordml" xmlns:w15="http://schemas.microsoft.com/office/word/2012/wordml" xmlns:w16cid="http://schemas.microsoft.com/office/word/2016/wordml/cid" xmlns:w16se="http://schemas.microsoft.com/office/word/2015/wordml/symex" mc:Ignorable="w14 w15 w16se w16cid">
+<w:styles xmlns:mc="http://schemas.openxmlformats.org/markup-compatibility/2006" xmlns:r="http://schemas.openxmlformats.org/officeDocument/2006/relationships" xmlns:w="http://schemas.openxmlformats.org/wordprocessingml/2006/main" xmlns:w14="http://schemas.microsoft.com/office/word/2010/wordml" xmlns:w15="http://schemas.microsoft.com/office/word/2012/wordml" xmlns:w16cex="http://schemas.microsoft.com/office/word/2018/wordml/cex" xmlns:w16cid="http://schemas.microsoft.com/office/word/2016/wordml/cid" xmlns:w16="http://schemas.microsoft.com/office/word/2018/wordml" xmlns:w16du="http://schemas.microsoft.com/office/word/2023/wordml/word16du" xmlns:w16sdtdh="http://schemas.microsoft.com/office/word/2020/wordml/sdtdatahash" xmlns:w16sdtfl="http://schemas.microsoft.com/office/word/2024/wordml/sdtformatlock" xmlns:w16se="http://schemas.microsoft.com/office/word/2015/wordml/symex" mc:Ignorable="w14 w15 w16se w16cid w16 w16cex w16sdtdh w16sdtfl w16du">
   <w:docDefaults>
     <w:rPrDefault>
       <w:rPr>
@@ -821,7 +1000,7 @@
     </w:rPrDefault>
     <w:pPrDefault/>
   </w:docDefaults>
-  <w:latentStyles w:defLockedState="0" w:defUIPriority="99" w:defSemiHidden="0" w:defUnhideWhenUsed="0" w:defQFormat="0" w:count="375">
+  <w:latentStyles w:defLockedState="0" w:defUIPriority="99" w:defSemiHidden="0" w:defUnhideWhenUsed="0" w:defQFormat="0" w:count="376">
     <w:lsdException w:name="Normal" w:uiPriority="0" w:qFormat="1"/>
     <w:lsdException w:name="heading 1" w:uiPriority="9" w:qFormat="1"/>
     <w:lsdException w:name="heading 2" w:semiHidden="1" w:uiPriority="9" w:unhideWhenUsed="1" w:qFormat="1"/>
@@ -1197,6 +1376,7 @@
     <w:lsdException w:name="Smart Hyperlink" w:semiHidden="1" w:unhideWhenUsed="1"/>
     <w:lsdException w:name="Hashtag" w:semiHidden="1" w:unhideWhenUsed="1"/>
     <w:lsdException w:name="Unresolved Mention" w:semiHidden="1" w:unhideWhenUsed="1"/>
+    <w:lsdException w:name="Smart Link" w:semiHidden="1" w:unhideWhenUsed="1"/>
   </w:latentStyles>
   <w:style w:type="paragraph" w:default="1" w:styleId="a">
     <w:name w:val="Normal"/>
@@ -1292,6 +1472,16 @@
       <w:sz w:val="24"/>
       <w:szCs w:val="20"/>
     </w:rPr>
+  </w:style>
+  <w:style w:type="paragraph" w:styleId="a7">
+    <w:name w:val="List Paragraph"/>
+    <w:basedOn w:val="a"/>
+    <w:uiPriority w:val="34"/>
+    <w:qFormat/>
+    <w:rsid w:val="004B28B0"/>
+    <w:pPr>
+      <w:ind w:leftChars="400" w:left="840"/>
+    </w:pPr>
   </w:style>
 </w:styles>
 </file>
